--- a/samples/corpus/full/chantiers/nacrines/1-marche/subcontract/2025-12-10_contrat-de-sous-traitance-adatum-electricite.docx
+++ b/samples/corpus/full/chantiers/nacrines/1-marche/subcontract/2025-12-10_contrat-de-sous-traitance-adatum-electricite.docx
@@ -295,6 +295,13 @@
         <w:sz w:val="16"/>
       </w:rPr>
       <w:t>FICTIONAL - NOT FOR OPERATIONAL USE  |  Sous-traitance du lot 5 - Résidence Les Nacrines, Valbrise</w:t>
+    </w:r>
+    <w:r>
+      <w:rPr>
+        <w:sz w:val="14"/>
+      </w:rPr>
+      <w:br/>
+      <w:t>Lamna Bâtiment - SIRET 000 000 000 00000 - RCS 000 000 000 - TVA FR00000000000 (identifiants fictifs) ; Adatum Électricité - SIRET 000 000 000 00000 - RCS 000 000 000 - TVA FR00000000000 (identifiants fictifs)</w:t>
     </w:r>
   </w:p>
 </w:ftr>
